--- a/backend/src/assets/parabolic_trough_template.docx
+++ b/backend/src/assets/parabolic_trough_template.docx
@@ -30,6 +30,12 @@
         </w:rPr>
         <w:t>To,</w:t>
       </w:r>
+      <w:r>
+        <w:rPr>
+          <w:spacing w:val="-5"/>
+        </w:rPr>
+        <w:t xml:space="preserve">                   </w:t>
+      </w:r>
     </w:p>
     <w:p>
       <w:pPr>
@@ -286,6 +292,9 @@
         <w:pStyle w:val="BodyText"/>
         <w:ind w:left="128"/>
         <w:jc w:val="both"/>
+        <w:rPr>
+          <w:spacing w:val="-2"/>
+        </w:rPr>
       </w:pPr>
       <w:r>
         <w:rPr>
@@ -504,6 +513,63 @@
         </w:rPr>
         <w:t>offer.</w:t>
       </w:r>
+    </w:p>
+    <w:p>
+      <w:pPr>
+        <w:pStyle w:val="BodyText"/>
+        <w:ind w:left="128"/>
+        <w:jc w:val="both"/>
+        <w:rPr>
+          <w:spacing w:val="-2"/>
+        </w:rPr>
+      </w:pPr>
+    </w:p>
+    <w:p>
+      <w:pPr>
+        <w:pStyle w:val="BodyText"/>
+        <w:ind w:left="128"/>
+        <w:jc w:val="both"/>
+        <w:rPr>
+          <w:spacing w:val="-2"/>
+        </w:rPr>
+      </w:pPr>
+    </w:p>
+    <w:p>
+      <w:pPr>
+        <w:rPr>
+          <w:b/>
+          <w:color w:val="575757"/>
+          <w:sz w:val="28"/>
+          <w:szCs w:val="28"/>
+        </w:rPr>
+      </w:pPr>
+      <w:r>
+        <w:rPr>
+          <w:b/>
+        </w:rPr>
+        <w:t>{</w:t>
+      </w:r>
+      <w:proofErr w:type="spellStart"/>
+      <w:r>
+        <w:rPr>
+          <w:b/>
+        </w:rPr>
+        <w:t>quotRef</w:t>
+      </w:r>
+      <w:proofErr w:type="spellEnd"/>
+      <w:r>
+        <w:rPr>
+          <w:b/>
+        </w:rPr>
+        <w:t>}</w:t>
+      </w:r>
+    </w:p>
+    <w:p>
+      <w:pPr>
+        <w:pStyle w:val="BodyText"/>
+        <w:ind w:left="128"/>
+        <w:jc w:val="both"/>
+      </w:pPr>
     </w:p>
     <w:tbl>
       <w:tblPr>
@@ -6022,6 +6088,10 @@
 </file>
 
 <file path=customXml/item1.xml><?xml version="1.0" encoding="utf-8"?>
+<b:Sources xmlns:b="http://schemas.openxmlformats.org/officeDocument/2006/bibliography" xmlns="http://schemas.openxmlformats.org/officeDocument/2006/bibliography" SelectedStyle="\APASixthEditionOfficeOnline.xsl" StyleName="APA" Version="6"/>
+</file>
+
+<file path=customXml/item2.xml><?xml version="1.0" encoding="utf-8"?>
 <s:customData xmlns="http://www.wps.cn/officeDocument/2013/wpsCustomData" xmlns:s="http://www.wps.cn/officeDocument/2013/wpsCustomData">
   <customSectProps/>
   <customShpExts>
@@ -6032,22 +6102,18 @@
 </s:customData>
 </file>
 
-<file path=customXml/item2.xml><?xml version="1.0" encoding="utf-8"?>
-<b:Sources xmlns:b="http://schemas.openxmlformats.org/officeDocument/2006/bibliography" xmlns="http://schemas.openxmlformats.org/officeDocument/2006/bibliography" SelectedStyle="\APASixthEditionOfficeOnline.xsl" StyleName="APA" Version="6"/>
+<file path=customXml/itemProps1.xml><?xml version="1.0" encoding="utf-8"?>
+<ds:datastoreItem xmlns:ds="http://schemas.openxmlformats.org/officeDocument/2006/customXml" ds:itemID="{BF8884A8-7F0A-482B-B61F-B66BC09BAEBD}">
+  <ds:schemaRefs>
+    <ds:schemaRef ds:uri="http://schemas.openxmlformats.org/officeDocument/2006/bibliography"/>
+  </ds:schemaRefs>
+</ds:datastoreItem>
 </file>
 
-<file path=customXml/itemProps1.xml><?xml version="1.0" encoding="utf-8"?>
+<file path=customXml/itemProps2.xml><?xml version="1.0" encoding="utf-8"?>
 <ds:datastoreItem xmlns:ds="http://schemas.openxmlformats.org/officeDocument/2006/customXml" ds:itemID="{B1977F7D-205B-4081-913C-38D41E755F92}">
   <ds:schemaRefs>
     <ds:schemaRef ds:uri="http://www.wps.cn/officeDocument/2013/wpsCustomData"/>
   </ds:schemaRefs>
 </ds:datastoreItem>
-</file>
-
-<file path=customXml/itemProps2.xml><?xml version="1.0" encoding="utf-8"?>
-<ds:datastoreItem xmlns:ds="http://schemas.openxmlformats.org/officeDocument/2006/customXml" ds:itemID="{BF8884A8-7F0A-482B-B61F-B66BC09BAEBD}">
-  <ds:schemaRefs>
-    <ds:schemaRef ds:uri="http://schemas.openxmlformats.org/officeDocument/2006/bibliography"/>
-  </ds:schemaRefs>
-</ds:datastoreItem>
 </file>
--- a/backend/src/assets/parabolic_trough_template.docx
+++ b/backend/src/assets/parabolic_trough_template.docx
@@ -2364,14 +2364,12 @@
           <w:numId w:val="12"/>
         </w:numPr>
         <w:tabs>
-          <w:tab w:val="left" w:pos="294"/>
-          <w:tab w:val="left" w:pos="553"/>
+          <w:tab w:val="left" w:pos="298"/>
         </w:tabs>
-        <w:spacing w:before="5" w:line="244" w:lineRule="auto"/>
-        <w:ind w:right="480" w:hanging="428"/>
-        <w:rPr>
-          <w:sz w:val="23"/>
-          <w:highlight w:val="yellow"/>
+        <w:spacing w:before="5"/>
+        <w:ind w:left="298" w:hanging="169"/>
+        <w:rPr>
+          <w:sz w:val="23"/>
         </w:rPr>
       </w:pPr>
       <w:r>
@@ -3663,6 +3661,119 @@
 <file path=word/numbering.xml><?xml version="1.0" encoding="utf-8"?>
 <w:numbering xmlns:wpc="http://schemas.microsoft.com/office/word/2010/wordprocessingCanvas" xmlns:cx="http://schemas.microsoft.com/office/drawing/2014/chartex" xmlns:cx1="http://schemas.microsoft.com/office/drawing/2015/9/8/chartex" xmlns:cx2="http://schemas.microsoft.com/office/drawing/2015/10/21/chartex" xmlns:cx3="http://schemas.microsoft.com/office/drawing/2016/5/9/chartex" xmlns:cx4="http://schemas.microsoft.com/office/drawing/2016/5/10/chartex" xmlns:cx5="http://schemas.microsoft.com/office/drawing/2016/5/11/chartex" xmlns:cx6="http://schemas.microsoft.com/office/drawing/2016/5/12/chartex" xmlns:cx7="http://schemas.microsoft.com/office/drawing/2016/5/13/chartex" xmlns:cx8="http://schemas.microsoft.com/office/drawing/2016/5/14/chartex" xmlns:mc="http://schemas.openxmlformats.org/markup-compatibility/2006" xmlns:aink="http://schemas.microsoft.com/office/drawing/2016/ink" xmlns:am3d="http://schemas.microsoft.com/office/drawing/2017/model3d" xmlns:o="urn:schemas-microsoft-com:office:office" xmlns:oel="http://schemas.microsoft.com/office/2019/extlst" xmlns:r="http://schemas.openxmlformats.org/officeDocument/2006/relationships" xmlns:m="http://schemas.openxmlformats.org/officeDocument/2006/math" xmlns:v="urn:schemas-microsoft-com:vml" xmlns:wp14="http://schemas.microsoft.com/office/word/2010/wordprocessingDrawing" xmlns:wp="http://schemas.openxmlformats.org/drawingml/2006/wordprocessingDrawing" xmlns:w10="urn:schemas-microsoft-com:office:word" xmlns:w="http://schemas.openxmlformats.org/wordprocessingml/2006/main" xmlns:w14="http://schemas.microsoft.com/office/word/2010/wordml" xmlns:w15="http://schemas.microsoft.com/office/word/2012/wordml" xmlns:w16cex="http://schemas.microsoft.com/office/word/2018/wordml/cex" xmlns:w16cid="http://schemas.microsoft.com/office/word/2016/wordml/cid" xmlns:w16="http://schemas.microsoft.com/office/word/2018/wordml" xmlns:w16du="http://schemas.microsoft.com/office/word/2023/wordml/word16du" xmlns:w16sdtdh="http://schemas.microsoft.com/office/word/2020/wordml/sdtdatahash" xmlns:w16sdtfl="http://schemas.microsoft.com/office/word/2024/wordml/sdtformatlock" xmlns:w16se="http://schemas.microsoft.com/office/word/2015/wordml/symex" xmlns:wpg="http://schemas.microsoft.com/office/word/2010/wordprocessingGroup" xmlns:wpi="http://schemas.microsoft.com/office/word/2010/wordprocessingInk" xmlns:wne="http://schemas.microsoft.com/office/word/2006/wordml" xmlns:wps="http://schemas.microsoft.com/office/word/2010/wordprocessingShape" mc:Ignorable="w14 w15 w16se w16cid w16 w16cex w16sdtdh w16sdtfl w16du wp14">
   <w:abstractNum w:abstractNumId="0" w15:restartNumberingAfterBreak="0">
+    <w:nsid w:val="01E14F87"/>
+    <w:multiLevelType w:val="hybridMultilevel"/>
+    <w:tmpl w:val="5096F9E8"/>
+    <w:lvl w:ilvl="0" w:tplc="40B6DEBA">
+      <w:start w:val="1"/>
+      <w:numFmt w:val="bullet"/>
+      <w:lvlText w:val=""/>
+      <w:lvlJc w:val="left"/>
+      <w:pPr>
+        <w:ind w:left="1440" w:hanging="360"/>
+      </w:pPr>
+      <w:rPr>
+        <w:rFonts w:ascii="Symbol" w:hAnsi="Symbol" w:hint="default"/>
+      </w:rPr>
+    </w:lvl>
+    <w:lvl w:ilvl="1" w:tplc="04090003">
+      <w:start w:val="1"/>
+      <w:numFmt w:val="bullet"/>
+      <w:lvlText w:val="o"/>
+      <w:lvlJc w:val="left"/>
+      <w:pPr>
+        <w:ind w:left="1440" w:hanging="360"/>
+      </w:pPr>
+      <w:rPr>
+        <w:rFonts w:ascii="Courier New" w:hAnsi="Courier New" w:cs="Courier New" w:hint="default"/>
+      </w:rPr>
+    </w:lvl>
+    <w:lvl w:ilvl="2" w:tplc="04090005" w:tentative="1">
+      <w:start w:val="1"/>
+      <w:numFmt w:val="bullet"/>
+      <w:lvlText w:val=""/>
+      <w:lvlJc w:val="left"/>
+      <w:pPr>
+        <w:ind w:left="2160" w:hanging="360"/>
+      </w:pPr>
+      <w:rPr>
+        <w:rFonts w:ascii="Wingdings" w:hAnsi="Wingdings" w:hint="default"/>
+      </w:rPr>
+    </w:lvl>
+    <w:lvl w:ilvl="3" w:tplc="04090001" w:tentative="1">
+      <w:start w:val="1"/>
+      <w:numFmt w:val="bullet"/>
+      <w:lvlText w:val=""/>
+      <w:lvlJc w:val="left"/>
+      <w:pPr>
+        <w:ind w:left="2880" w:hanging="360"/>
+      </w:pPr>
+      <w:rPr>
+        <w:rFonts w:ascii="Symbol" w:hAnsi="Symbol" w:hint="default"/>
+      </w:rPr>
+    </w:lvl>
+    <w:lvl w:ilvl="4" w:tplc="04090003" w:tentative="1">
+      <w:start w:val="1"/>
+      <w:numFmt w:val="bullet"/>
+      <w:lvlText w:val="o"/>
+      <w:lvlJc w:val="left"/>
+      <w:pPr>
+        <w:ind w:left="3600" w:hanging="360"/>
+      </w:pPr>
+      <w:rPr>
+        <w:rFonts w:ascii="Courier New" w:hAnsi="Courier New" w:cs="Courier New" w:hint="default"/>
+      </w:rPr>
+    </w:lvl>
+    <w:lvl w:ilvl="5" w:tplc="04090005" w:tentative="1">
+      <w:start w:val="1"/>
+      <w:numFmt w:val="bullet"/>
+      <w:lvlText w:val=""/>
+      <w:lvlJc w:val="left"/>
+      <w:pPr>
+        <w:ind w:left="4320" w:hanging="360"/>
+      </w:pPr>
+      <w:rPr>
+        <w:rFonts w:ascii="Wingdings" w:hAnsi="Wingdings" w:hint="default"/>
+      </w:rPr>
+    </w:lvl>
+    <w:lvl w:ilvl="6" w:tplc="04090001" w:tentative="1">
+      <w:start w:val="1"/>
+      <w:numFmt w:val="bullet"/>
+      <w:lvlText w:val=""/>
+      <w:lvlJc w:val="left"/>
+      <w:pPr>
+        <w:ind w:left="5040" w:hanging="360"/>
+      </w:pPr>
+      <w:rPr>
+        <w:rFonts w:ascii="Symbol" w:hAnsi="Symbol" w:hint="default"/>
+      </w:rPr>
+    </w:lvl>
+    <w:lvl w:ilvl="7" w:tplc="04090003" w:tentative="1">
+      <w:start w:val="1"/>
+      <w:numFmt w:val="bullet"/>
+      <w:lvlText w:val="o"/>
+      <w:lvlJc w:val="left"/>
+      <w:pPr>
+        <w:ind w:left="5760" w:hanging="360"/>
+      </w:pPr>
+      <w:rPr>
+        <w:rFonts w:ascii="Courier New" w:hAnsi="Courier New" w:cs="Courier New" w:hint="default"/>
+      </w:rPr>
+    </w:lvl>
+    <w:lvl w:ilvl="8" w:tplc="04090005" w:tentative="1">
+      <w:start w:val="1"/>
+      <w:numFmt w:val="bullet"/>
+      <w:lvlText w:val=""/>
+      <w:lvlJc w:val="left"/>
+      <w:pPr>
+        <w:ind w:left="6480" w:hanging="360"/>
+      </w:pPr>
+      <w:rPr>
+        <w:rFonts w:ascii="Wingdings" w:hAnsi="Wingdings" w:hint="default"/>
+      </w:rPr>
+    </w:lvl>
+  </w:abstractNum>
+  <w:abstractNum w:abstractNumId="1" w15:restartNumberingAfterBreak="0">
     <w:nsid w:val="156C1739"/>
     <w:multiLevelType w:val="multilevel"/>
     <w:tmpl w:val="156C1739"/>
@@ -3783,7 +3894,7 @@
       </w:rPr>
     </w:lvl>
   </w:abstractNum>
-  <w:abstractNum w:abstractNumId="1" w15:restartNumberingAfterBreak="0">
+  <w:abstractNum w:abstractNumId="2" w15:restartNumberingAfterBreak="0">
     <w:nsid w:val="20581B09"/>
     <w:multiLevelType w:val="multilevel"/>
     <w:tmpl w:val="20581B09"/>
@@ -3872,7 +3983,7 @@
       </w:pPr>
     </w:lvl>
   </w:abstractNum>
-  <w:abstractNum w:abstractNumId="2" w15:restartNumberingAfterBreak="0">
+  <w:abstractNum w:abstractNumId="3" w15:restartNumberingAfterBreak="0">
     <w:nsid w:val="27C60A1C"/>
     <w:multiLevelType w:val="multilevel"/>
     <w:tmpl w:val="27C60A1C"/>
@@ -4021,7 +4132,7 @@
       </w:rPr>
     </w:lvl>
   </w:abstractNum>
-  <w:abstractNum w:abstractNumId="3" w15:restartNumberingAfterBreak="0">
+  <w:abstractNum w:abstractNumId="4" w15:restartNumberingAfterBreak="0">
     <w:nsid w:val="30CE0E4D"/>
     <w:multiLevelType w:val="multilevel"/>
     <w:tmpl w:val="B5646CFC"/>
@@ -4134,7 +4245,7 @@
       </w:rPr>
     </w:lvl>
   </w:abstractNum>
-  <w:abstractNum w:abstractNumId="4" w15:restartNumberingAfterBreak="0">
+  <w:abstractNum w:abstractNumId="5" w15:restartNumberingAfterBreak="0">
     <w:nsid w:val="37E93716"/>
     <w:multiLevelType w:val="multilevel"/>
     <w:tmpl w:val="2FD6ABC8"/>
@@ -4292,7 +4403,7 @@
       </w:rPr>
     </w:lvl>
   </w:abstractNum>
-  <w:abstractNum w:abstractNumId="5" w15:restartNumberingAfterBreak="0">
+  <w:abstractNum w:abstractNumId="6" w15:restartNumberingAfterBreak="0">
     <w:nsid w:val="4ABF467F"/>
     <w:multiLevelType w:val="multilevel"/>
     <w:tmpl w:val="55F87D76"/>
@@ -4441,10 +4552,10 @@
       </w:rPr>
     </w:lvl>
   </w:abstractNum>
-  <w:abstractNum w:abstractNumId="6" w15:restartNumberingAfterBreak="0">
+  <w:abstractNum w:abstractNumId="7" w15:restartNumberingAfterBreak="0">
     <w:nsid w:val="4AE21598"/>
     <w:multiLevelType w:val="hybridMultilevel"/>
-    <w:tmpl w:val="307A48D4"/>
+    <w:tmpl w:val="DD824506"/>
     <w:lvl w:ilvl="0" w:tplc="57C236E0">
       <w:numFmt w:val="bullet"/>
       <w:lvlText w:val="•"/>
@@ -4570,7 +4681,7 @@
       </w:rPr>
     </w:lvl>
   </w:abstractNum>
-  <w:abstractNum w:abstractNumId="7" w15:restartNumberingAfterBreak="0">
+  <w:abstractNum w:abstractNumId="8" w15:restartNumberingAfterBreak="0">
     <w:nsid w:val="599D2498"/>
     <w:multiLevelType w:val="multilevel"/>
     <w:tmpl w:val="599D2498"/>
@@ -4719,7 +4830,7 @@
       </w:rPr>
     </w:lvl>
   </w:abstractNum>
-  <w:abstractNum w:abstractNumId="8" w15:restartNumberingAfterBreak="0">
+  <w:abstractNum w:abstractNumId="9" w15:restartNumberingAfterBreak="0">
     <w:nsid w:val="64D03CBF"/>
     <w:multiLevelType w:val="multilevel"/>
     <w:tmpl w:val="53901026"/>
@@ -4877,7 +4988,93 @@
       </w:rPr>
     </w:lvl>
   </w:abstractNum>
-  <w:abstractNum w:abstractNumId="9" w15:restartNumberingAfterBreak="0">
+  <w:abstractNum w:abstractNumId="10" w15:restartNumberingAfterBreak="0">
+    <w:nsid w:val="6A5C2868"/>
+    <w:multiLevelType w:val="hybridMultilevel"/>
+    <w:tmpl w:val="936AF4E0"/>
+    <w:lvl w:ilvl="0" w:tplc="0409000F">
+      <w:start w:val="1"/>
+      <w:numFmt w:val="decimal"/>
+      <w:lvlText w:val="%1."/>
+      <w:lvlJc w:val="left"/>
+      <w:pPr>
+        <w:ind w:left="720" w:hanging="360"/>
+      </w:pPr>
+    </w:lvl>
+    <w:lvl w:ilvl="1" w:tplc="04090019" w:tentative="1">
+      <w:start w:val="1"/>
+      <w:numFmt w:val="lowerLetter"/>
+      <w:lvlText w:val="%2."/>
+      <w:lvlJc w:val="left"/>
+      <w:pPr>
+        <w:ind w:left="1440" w:hanging="360"/>
+      </w:pPr>
+    </w:lvl>
+    <w:lvl w:ilvl="2" w:tplc="0409001B" w:tentative="1">
+      <w:start w:val="1"/>
+      <w:numFmt w:val="lowerRoman"/>
+      <w:lvlText w:val="%3."/>
+      <w:lvlJc w:val="right"/>
+      <w:pPr>
+        <w:ind w:left="2160" w:hanging="180"/>
+      </w:pPr>
+    </w:lvl>
+    <w:lvl w:ilvl="3" w:tplc="0409000F" w:tentative="1">
+      <w:start w:val="1"/>
+      <w:numFmt w:val="decimal"/>
+      <w:lvlText w:val="%4."/>
+      <w:lvlJc w:val="left"/>
+      <w:pPr>
+        <w:ind w:left="2880" w:hanging="360"/>
+      </w:pPr>
+    </w:lvl>
+    <w:lvl w:ilvl="4" w:tplc="04090019" w:tentative="1">
+      <w:start w:val="1"/>
+      <w:numFmt w:val="lowerLetter"/>
+      <w:lvlText w:val="%5."/>
+      <w:lvlJc w:val="left"/>
+      <w:pPr>
+        <w:ind w:left="3600" w:hanging="360"/>
+      </w:pPr>
+    </w:lvl>
+    <w:lvl w:ilvl="5" w:tplc="0409001B" w:tentative="1">
+      <w:start w:val="1"/>
+      <w:numFmt w:val="lowerRoman"/>
+      <w:lvlText w:val="%6."/>
+      <w:lvlJc w:val="right"/>
+      <w:pPr>
+        <w:ind w:left="4320" w:hanging="180"/>
+      </w:pPr>
+    </w:lvl>
+    <w:lvl w:ilvl="6" w:tplc="0409000F" w:tentative="1">
+      <w:start w:val="1"/>
+      <w:numFmt w:val="decimal"/>
+      <w:lvlText w:val="%7."/>
+      <w:lvlJc w:val="left"/>
+      <w:pPr>
+        <w:ind w:left="5040" w:hanging="360"/>
+      </w:pPr>
+    </w:lvl>
+    <w:lvl w:ilvl="7" w:tplc="04090019" w:tentative="1">
+      <w:start w:val="1"/>
+      <w:numFmt w:val="lowerLetter"/>
+      <w:lvlText w:val="%8."/>
+      <w:lvlJc w:val="left"/>
+      <w:pPr>
+        <w:ind w:left="5760" w:hanging="360"/>
+      </w:pPr>
+    </w:lvl>
+    <w:lvl w:ilvl="8" w:tplc="0409001B" w:tentative="1">
+      <w:start w:val="1"/>
+      <w:numFmt w:val="lowerRoman"/>
+      <w:lvlText w:val="%9."/>
+      <w:lvlJc w:val="right"/>
+      <w:pPr>
+        <w:ind w:left="6480" w:hanging="180"/>
+      </w:pPr>
+    </w:lvl>
+  </w:abstractNum>
+  <w:abstractNum w:abstractNumId="11" w15:restartNumberingAfterBreak="0">
     <w:nsid w:val="6BC94B53"/>
     <w:multiLevelType w:val="hybridMultilevel"/>
     <w:tmpl w:val="CCE2763C"/>
@@ -4990,7 +5187,7 @@
       </w:rPr>
     </w:lvl>
   </w:abstractNum>
-  <w:abstractNum w:abstractNumId="10" w15:restartNumberingAfterBreak="0">
+  <w:abstractNum w:abstractNumId="12" w15:restartNumberingAfterBreak="0">
     <w:nsid w:val="75465353"/>
     <w:multiLevelType w:val="multilevel"/>
     <w:tmpl w:val="C16E2D90"/>
@@ -5104,19 +5301,19 @@
     </w:lvl>
   </w:abstractNum>
   <w:num w:numId="1" w16cid:durableId="1445150682">
-    <w:abstractNumId w:val="0"/>
+    <w:abstractNumId w:val="1"/>
   </w:num>
   <w:num w:numId="2" w16cid:durableId="2021004712">
-    <w:abstractNumId w:val="1"/>
+    <w:abstractNumId w:val="2"/>
   </w:num>
   <w:num w:numId="3" w16cid:durableId="1734809763">
-    <w:abstractNumId w:val="7"/>
+    <w:abstractNumId w:val="8"/>
   </w:num>
   <w:num w:numId="4" w16cid:durableId="1214197411">
-    <w:abstractNumId w:val="2"/>
+    <w:abstractNumId w:val="3"/>
   </w:num>
   <w:num w:numId="5" w16cid:durableId="852037890">
-    <w:abstractNumId w:val="10"/>
+    <w:abstractNumId w:val="12"/>
     <w:lvlOverride w:ilvl="0">
       <w:startOverride w:val="1"/>
     </w:lvlOverride>
@@ -5146,25 +5343,31 @@
     </w:lvlOverride>
   </w:num>
   <w:num w:numId="6" w16cid:durableId="1924603960">
-    <w:abstractNumId w:val="3"/>
+    <w:abstractNumId w:val="4"/>
   </w:num>
   <w:num w:numId="7" w16cid:durableId="1026908856">
-    <w:abstractNumId w:val="4"/>
+    <w:abstractNumId w:val="5"/>
   </w:num>
   <w:num w:numId="8" w16cid:durableId="543062028">
-    <w:abstractNumId w:val="8"/>
+    <w:abstractNumId w:val="9"/>
   </w:num>
   <w:num w:numId="9" w16cid:durableId="105348884">
-    <w:abstractNumId w:val="9"/>
+    <w:abstractNumId w:val="11"/>
   </w:num>
   <w:num w:numId="10" w16cid:durableId="866219423">
-    <w:abstractNumId w:val="5"/>
+    <w:abstractNumId w:val="6"/>
   </w:num>
   <w:num w:numId="11" w16cid:durableId="902370258">
-    <w:abstractNumId w:val="5"/>
+    <w:abstractNumId w:val="6"/>
   </w:num>
   <w:num w:numId="12" w16cid:durableId="1521892329">
-    <w:abstractNumId w:val="6"/>
+    <w:abstractNumId w:val="7"/>
+  </w:num>
+  <w:num w:numId="13" w16cid:durableId="1271545225">
+    <w:abstractNumId w:val="10"/>
+  </w:num>
+  <w:num w:numId="14" w16cid:durableId="573855138">
+    <w:abstractNumId w:val="0"/>
   </w:num>
 </w:numbering>
 </file>
@@ -6088,10 +6291,6 @@
 </file>
 
 <file path=customXml/item1.xml><?xml version="1.0" encoding="utf-8"?>
-<b:Sources xmlns:b="http://schemas.openxmlformats.org/officeDocument/2006/bibliography" xmlns="http://schemas.openxmlformats.org/officeDocument/2006/bibliography" SelectedStyle="\APASixthEditionOfficeOnline.xsl" StyleName="APA" Version="6"/>
-</file>
-
-<file path=customXml/item2.xml><?xml version="1.0" encoding="utf-8"?>
 <s:customData xmlns="http://www.wps.cn/officeDocument/2013/wpsCustomData" xmlns:s="http://www.wps.cn/officeDocument/2013/wpsCustomData">
   <customSectProps/>
   <customShpExts>
@@ -6102,18 +6301,22 @@
 </s:customData>
 </file>
 
+<file path=customXml/item2.xml><?xml version="1.0" encoding="utf-8"?>
+<b:Sources xmlns:b="http://schemas.openxmlformats.org/officeDocument/2006/bibliography" xmlns="http://schemas.openxmlformats.org/officeDocument/2006/bibliography" SelectedStyle="\APASixthEditionOfficeOnline.xsl" StyleName="APA" Version="6"/>
+</file>
+
 <file path=customXml/itemProps1.xml><?xml version="1.0" encoding="utf-8"?>
+<ds:datastoreItem xmlns:ds="http://schemas.openxmlformats.org/officeDocument/2006/customXml" ds:itemID="{B1977F7D-205B-4081-913C-38D41E755F92}">
+  <ds:schemaRefs>
+    <ds:schemaRef ds:uri="http://www.wps.cn/officeDocument/2013/wpsCustomData"/>
+  </ds:schemaRefs>
+</ds:datastoreItem>
+</file>
+
+<file path=customXml/itemProps2.xml><?xml version="1.0" encoding="utf-8"?>
 <ds:datastoreItem xmlns:ds="http://schemas.openxmlformats.org/officeDocument/2006/customXml" ds:itemID="{BF8884A8-7F0A-482B-B61F-B66BC09BAEBD}">
   <ds:schemaRefs>
     <ds:schemaRef ds:uri="http://schemas.openxmlformats.org/officeDocument/2006/bibliography"/>
   </ds:schemaRefs>
 </ds:datastoreItem>
-</file>
-
-<file path=customXml/itemProps2.xml><?xml version="1.0" encoding="utf-8"?>
-<ds:datastoreItem xmlns:ds="http://schemas.openxmlformats.org/officeDocument/2006/customXml" ds:itemID="{B1977F7D-205B-4081-913C-38D41E755F92}">
-  <ds:schemaRefs>
-    <ds:schemaRef ds:uri="http://www.wps.cn/officeDocument/2013/wpsCustomData"/>
-  </ds:schemaRefs>
-</ds:datastoreItem>
 </file>